--- a/public/resume/Sridhar_Mahalingam_Software_Developer_Singapore.docx
+++ b/public/resume/Sridhar_Mahalingam_Software_Developer_Singapore.docx
@@ -212,7 +212,7 @@
           <w:sz w:val="19"/>
           <w:szCs w:val="19"/>
         </w:rPr>
-        <w:t xml:space="preserve">Software Developer with 3+ years of experience shipping production web and mobile applications end to end, currently serving as Senior Backend Developer at Holora Performance in Doha — from database schema and REST API design through to responsive frontends, Linux deployment and post-launch support. Specialises in Python/Django REST Framework backends paired with React and Next.js frontends, with hands-on delivery of Flutter and native Android applications. Has independently owned six live client platforms across UK and Qatar markets, covering payment integration (Stripe), AWS services, real-time features via WebSockets and Celery, JWT/RBAC security and VPS deployment. Comfortable as the sole technical owner of a product, and experienced in direct English-language requirements gathering with international stakeholders. Also leads in-house machine learning development, training OCR and computer-vision models internally without third-party AI services. Seeking a Software Developer role in Singapore.</w:t>
+        <w:t xml:space="preserve">Software Developer with 3+ years of experience shipping production web and mobile applications end to end, currently serving as Senior Backend Developer at Holora Performance in Doha — from database schema and REST API design through to responsive frontends, Linux deployment and post-launch support. Specialises in Python/Django REST Framework backends paired with React and Next.js frontends, with hands-on delivery of Flutter and native Android applications. Has independently owned six live client platforms across UK and Qatar markets, covering payment integration (Stripe), AWS services, real-time features via WebSockets and Celery, JWT/RBAC security and VPS deployment. Comfortable as the sole technical owner of a product, and experienced in direct English-language requirements gathering with international stakeholders. Also leads in-house machine learning development, training OCR and computer-vision models internally without third-party AI services, and building multi-agent LLM research systems on fully local models. Seeking a Software Developer role in Singapore.</w:t>
       </w:r>
     </w:p>
     <w:p>
@@ -388,7 +388,7 @@
           <w:sz w:val="19"/>
           <w:szCs w:val="19"/>
         </w:rPr>
-        <w:t xml:space="preserve">PyTorch, FCOS object detection, ONNX Runtime, computer vision, model training and evaluation (IoU precision/recall, mAP), dataset preparation, OCR development, Tesseract, self-hosted GPU inference — built without third-party AI services or external inference APIs.</w:t>
+        <w:t xml:space="preserve">PyTorch, LangGraph multi-agent orchestration, RAG (pgvector, FAISS, hybrid BM25 retrieval), Ollama local LLM inference, FCOS object detection, ONNX Runtime, computer vision, model training and evaluation (IoU precision/recall, mAP), dataset preparation, OCR development, Tesseract, self-hosted GPU inference — built without third-party AI services or external inference APIs.</w:t>
       </w:r>
     </w:p>
     <w:p>
@@ -1979,6 +1979,106 @@
           <w:szCs w:val="20"/>
         </w:rPr>
         <w:t xml:space="preserve">SELECTED ENGINEERING PROJECTS</w:t>
+      </w:r>
+    </w:p>
+    <w:p>
+      <w:pPr>
+        <w:spacing w:after="30" w:before="120"/>
+      </w:pPr>
+      <w:r>
+        <w:rPr>
+          <w:rFonts w:ascii="Calibri" w:cs="Calibri" w:eastAsia="Calibri" w:hAnsi="Calibri"/>
+          <w:b/>
+          <w:bCs/>
+          <w:color w:val="10314F"/>
+          <w:sz w:val="19"/>
+          <w:szCs w:val="19"/>
+        </w:rPr>
+        <w:t xml:space="preserve">AI Research Agent — Multi-Agent Research System with Verified Citations</w:t>
+      </w:r>
+      <w:r>
+        <w:rPr>
+          <w:rFonts w:ascii="Calibri" w:cs="Calibri" w:eastAsia="Calibri" w:hAnsi="Calibri"/>
+          <w:i/>
+          <w:iCs/>
+          <w:color w:val="4A4A4A"/>
+          <w:sz w:val="18"/>
+          <w:szCs w:val="18"/>
+        </w:rPr>
+        <w:t xml:space="preserve">  ·  Independent project · sole architect &amp; developer</w:t>
+      </w:r>
+    </w:p>
+    <w:p>
+      <w:pPr>
+        <w:spacing w:after="50" w:line="250"/>
+      </w:pPr>
+      <w:r>
+        <w:rPr>
+          <w:rFonts w:ascii="Calibri" w:cs="Calibri" w:eastAsia="Calibri" w:hAnsi="Calibri"/>
+          <w:b/>
+          <w:bCs/>
+          <w:color w:val="1B6E8C"/>
+          <w:sz w:val="17"/>
+          <w:szCs w:val="17"/>
+        </w:rPr>
+        <w:t xml:space="preserve">Stack: Python · LangGraph · FastAPI · Ollama (local LLM) · PostgreSQL + pgvector · FAISS · sentence-transformers · Next.js 16 · TypeScript</w:t>
+      </w:r>
+    </w:p>
+    <w:p>
+      <w:pPr>
+        <w:pStyle w:val="ListParagraph"/>
+        <w:numPr>
+          <w:ilvl w:val="0"/>
+          <w:numId w:val="2"/>
+        </w:numPr>
+        <w:spacing w:after="40" w:line="250"/>
+      </w:pPr>
+      <w:r>
+        <w:rPr>
+          <w:rFonts w:ascii="Calibri" w:cs="Calibri" w:eastAsia="Calibri" w:hAnsi="Calibri"/>
+          <w:color w:val="1A1A1A"/>
+          <w:sz w:val="19"/>
+          <w:szCs w:val="19"/>
+        </w:rPr>
+        <w:t xml:space="preserve">Built a multi-agent research system on a LangGraph state machine — Planner, Researcher, Analyst, Critic, Writer and Citation-Verifier agents that search the real web, build a per-session RAG index with full provenance, and generate findings grounded only in retrieved evidence — all running on a fully local LLM (Ollama) with local embeddings and no cloud AI.</w:t>
+      </w:r>
+    </w:p>
+    <w:p>
+      <w:pPr>
+        <w:pStyle w:val="ListParagraph"/>
+        <w:numPr>
+          <w:ilvl w:val="0"/>
+          <w:numId w:val="2"/>
+        </w:numPr>
+        <w:spacing w:after="40" w:line="250"/>
+      </w:pPr>
+      <w:r>
+        <w:rPr>
+          <w:rFonts w:ascii="Calibri" w:cs="Calibri" w:eastAsia="Calibri" w:hAnsi="Calibri"/>
+          <w:color w:val="1A1A1A"/>
+          <w:sz w:val="19"/>
+          <w:szCs w:val="19"/>
+        </w:rPr>
+        <w:t xml:space="preserve">Engineered hallucination reduction as architecture rather than prompting — findings citing pages never fetched are discarded deterministically, a Critic gate loops the workflow back to research when evidence is insufficient (hard-capped at two iterations), and every citation in the final report is semantically verified against the session's own sources; measured citation coverage rose from 0% to 60–86%.</w:t>
+      </w:r>
+    </w:p>
+    <w:p>
+      <w:pPr>
+        <w:pStyle w:val="ListParagraph"/>
+        <w:numPr>
+          <w:ilvl w:val="0"/>
+          <w:numId w:val="2"/>
+        </w:numPr>
+        <w:spacing w:after="40" w:line="250"/>
+      </w:pPr>
+      <w:r>
+        <w:rPr>
+          <w:rFonts w:ascii="Calibri" w:cs="Calibri" w:eastAsia="Calibri" w:hAnsi="Calibri"/>
+          <w:color w:val="1A1A1A"/>
+          <w:sz w:val="19"/>
+          <w:szCs w:val="19"/>
+        </w:rPr>
+        <w:t xml:space="preserve">Delivered a FastAPI + Next.js research workstation streaming live agent progress over Server-Sent Events, with hybrid retrieval (dense embeddings fused with BM25 via reciprocal rank fusion), schema-constrained JSON decoding, provider-fallback web search and a built-in evaluation harness benchmarking citation coverage, groundedness and latency across local models — 38 tests, all external services mocked.</w:t>
       </w:r>
     </w:p>
     <w:p>

--- a/public/resume/Sridhar_Mahalingam_Software_Developer_Singapore.docx
+++ b/public/resume/Sridhar_Mahalingam_Software_Developer_Singapore.docx
@@ -1979,6 +1979,117 @@
           <w:szCs w:val="20"/>
         </w:rPr>
         <w:t xml:space="preserve">SELECTED ENGINEERING PROJECTS</w:t>
+      </w:r>
+    </w:p>
+    <w:p>
+      <w:pPr>
+        <w:spacing w:after="30" w:before="120"/>
+      </w:pPr>
+      <w:r>
+        <w:rPr>
+          <w:rFonts w:ascii="Calibri" w:cs="Calibri" w:eastAsia="Calibri" w:hAnsi="Calibri"/>
+          <w:b/>
+          <w:bCs/>
+          <w:color w:val="10314F"/>
+          <w:sz w:val="19"/>
+          <w:szCs w:val="19"/>
+        </w:rPr>
+        <w:t xml:space="preserve">S POS — Multi-Platform Retail Point of Sale (Web, Desktop, Mobile)</w:t>
+      </w:r>
+      <w:r>
+        <w:rPr>
+          <w:rFonts w:ascii="Calibri" w:cs="Calibri" w:eastAsia="Calibri" w:hAnsi="Calibri"/>
+          <w:i/>
+          <w:iCs/>
+          <w:color w:val="4A4A4A"/>
+          <w:sz w:val="18"/>
+          <w:szCs w:val="18"/>
+        </w:rPr>
+        <w:t xml:space="preserve">  ·  </w:t>
+      </w:r>
+      <w:r>
+        <w:rPr>
+          <w:rFonts w:ascii="Calibri" w:cs="Calibri" w:eastAsia="Calibri" w:hAnsi="Calibri"/>
+          <w:i/>
+          <w:iCs/>
+          <w:color w:val="4A4A4A"/>
+          <w:sz w:val="18"/>
+          <w:szCs w:val="18"/>
+        </w:rPr>
+        <w:t xml:space="preserve">Independent product · sole architect &amp; developer</w:t>
+      </w:r>
+    </w:p>
+    <w:p>
+      <w:pPr>
+        <w:spacing w:after="50" w:line="250"/>
+      </w:pPr>
+      <w:r>
+        <w:rPr>
+          <w:rFonts w:ascii="Calibri" w:cs="Calibri" w:eastAsia="Calibri" w:hAnsi="Calibri"/>
+          <w:b/>
+          <w:bCs/>
+          <w:color w:val="1B6E8C"/>
+          <w:sz w:val="17"/>
+          <w:szCs w:val="17"/>
+        </w:rPr>
+        <w:t xml:space="preserve">Stack: Python · Django 5.2 · Django REST Framework · React 19 · React Native (Expo) · PostgreSQL · SQLite · Redis · Celery · PyInstaller · Docker · Nginx</w:t>
+      </w:r>
+    </w:p>
+    <w:p>
+      <w:pPr>
+        <w:pStyle w:val="ListParagraph"/>
+        <w:numPr>
+          <w:ilvl w:val="0"/>
+          <w:numId w:val="2"/>
+        </w:numPr>
+        <w:spacing w:after="40" w:line="250"/>
+      </w:pPr>
+      <w:r>
+        <w:rPr>
+          <w:rFonts w:ascii="Calibri" w:cs="Calibri" w:eastAsia="Calibri" w:hAnsi="Calibri"/>
+          <w:color w:val="1A1A1A"/>
+          <w:sz w:val="19"/>
+          <w:szCs w:val="19"/>
+        </w:rPr>
+        <w:t xml:space="preserve">Built a complete, multi-currency retail point-of-sale and back-office platform that runs three ways from one Django 5.2 + DRF backend — a hosted multi-store SaaS (Docker, PostgreSQL, Redis, Nginx/TLS), a self-contained Windows desktop exe (PyInstaller + SQLite) that serves every till, tablet and phone on the shop Wi-Fi, and an Expo/React Native mobile app that can run the entire store on a phone, fully offline.</w:t>
+      </w:r>
+    </w:p>
+    <w:p>
+      <w:pPr>
+        <w:pStyle w:val="ListParagraph"/>
+        <w:numPr>
+          <w:ilvl w:val="0"/>
+          <w:numId w:val="2"/>
+        </w:numPr>
+        <w:spacing w:after="40" w:line="250"/>
+      </w:pPr>
+      <w:r>
+        <w:rPr>
+          <w:rFonts w:ascii="Calibri" w:cs="Calibri" w:eastAsia="Calibri" w:hAnsi="Calibri"/>
+          <w:color w:val="1A1A1A"/>
+          <w:sz w:val="19"/>
+          <w:szCs w:val="19"/>
+        </w:rPr>
+        <w:t xml:space="preserve">Engineered server-authoritative money paths — checkout recomputes every invoice with identical per-line rounding, tax and discount rules and rejects mismatches; sale creation, row-locked stock decrement, per-item COGS capture and double-entry ledger posting share one database transaction, keyed by an idempotency key so the same key can never produce a duplicate charge.</w:t>
+      </w:r>
+    </w:p>
+    <w:p>
+      <w:pPr>
+        <w:pStyle w:val="ListParagraph"/>
+        <w:numPr>
+          <w:ilvl w:val="0"/>
+          <w:numId w:val="2"/>
+        </w:numPr>
+        <w:spacing w:after="40" w:line="250"/>
+      </w:pPr>
+      <w:r>
+        <w:rPr>
+          <w:rFonts w:ascii="Calibri" w:cs="Calibri" w:eastAsia="Calibri" w:hAnsi="Calibri"/>
+          <w:color w:val="1A1A1A"/>
+          <w:sz w:val="19"/>
+          <w:szCs w:val="19"/>
+        </w:rPr>
+        <w:t xml:space="preserve">Shipped full retail operations across all three clients — split-tender payments, void/refund with inventory and ledger reversal, register open/close with X/Z reports and drawer reconciliation, product variants and modifiers, server-side promotions and price lists, gift cards and store credit with server-enforced balances, purchasing with partial receiving, inter-store transfers and HMAC-SHA256-signed payment webhooks.</w:t>
       </w:r>
     </w:p>
     <w:p>
